--- a/docs/Extras/SD2_S26/Reports-Documents/QORVO_RADIO2 Project - PCB Lessons Learned - Senior Design II.docx
+++ b/docs/Extras/SD2_S26/Reports-Documents/QORVO_RADIO2 Project - PCB Lessons Learned - Senior Design II.docx
@@ -440,6 +440,128 @@
           </w:p>
         </w:tc>
       </w:tr>
+      <w:tr>
+        <w:trPr>
+          <w:cantSplit w:val="0"/>
+          <w:tblHeader w:val="0"/>
+        </w:trPr>
+        <w:tc>
+          <w:tcPr>
+            <w:tcBorders>
+              <w:top w:color="000000" w:space="0" w:sz="4" w:val="single"/>
+              <w:left w:color="000000" w:space="0" w:sz="4" w:val="single"/>
+              <w:bottom w:color="000000" w:space="0" w:sz="4" w:val="single"/>
+              <w:right w:color="000000" w:space="0" w:sz="4" w:val="single"/>
+            </w:tcBorders>
+          </w:tcPr>
+          <w:p>
+            <w:pPr>
+              <w:spacing w:line="240" w:lineRule="auto"/>
+              <w:rPr>
+                <w:rFonts w:ascii="Times New Roman" w:cs="Times New Roman" w:eastAsia="Times New Roman" w:hAnsi="Times New Roman"/>
+                <w:sz w:val="24"/>
+                <w:szCs w:val="24"/>
+              </w:rPr>
+            </w:pPr>
+            <w:r>
+              <w:rPr>
+                <w:rFonts w:ascii="Times New Roman" w:cs="Times New Roman" w:eastAsia="Times New Roman" w:hAnsi="Times New Roman"/>
+                <w:sz w:val="24"/>
+                <w:szCs w:val="24"/>
+                <w:rtl w:val="0"/>
+              </w:rPr>
+              <w:t xml:space="preserve">2026-03-10</w:t>
+            </w:r>
+          </w:p>
+        </w:tc>
+        <w:tc>
+          <w:tcPr>
+            <w:tcBorders>
+              <w:top w:color="000000" w:space="0" w:sz="4" w:val="single"/>
+              <w:left w:color="000000" w:space="0" w:sz="4" w:val="single"/>
+              <w:bottom w:color="000000" w:space="0" w:sz="4" w:val="single"/>
+              <w:right w:color="000000" w:space="0" w:sz="4" w:val="single"/>
+            </w:tcBorders>
+          </w:tcPr>
+          <w:p>
+            <w:pPr>
+              <w:spacing w:line="240" w:lineRule="auto"/>
+              <w:rPr>
+                <w:rFonts w:ascii="Times New Roman" w:cs="Times New Roman" w:eastAsia="Times New Roman" w:hAnsi="Times New Roman"/>
+                <w:sz w:val="24"/>
+                <w:szCs w:val="24"/>
+              </w:rPr>
+            </w:pPr>
+            <w:r>
+              <w:rPr>
+                <w:rFonts w:ascii="Times New Roman" w:cs="Times New Roman" w:eastAsia="Times New Roman" w:hAnsi="Times New Roman"/>
+                <w:sz w:val="24"/>
+                <w:szCs w:val="24"/>
+                <w:rtl w:val="0"/>
+              </w:rPr>
+              <w:t xml:space="preserve">Rev2</w:t>
+            </w:r>
+          </w:p>
+        </w:tc>
+        <w:tc>
+          <w:tcPr>
+            <w:tcBorders>
+              <w:top w:color="000000" w:space="0" w:sz="4" w:val="single"/>
+              <w:left w:color="000000" w:space="0" w:sz="4" w:val="single"/>
+              <w:bottom w:color="000000" w:space="0" w:sz="4" w:val="single"/>
+              <w:right w:color="000000" w:space="0" w:sz="4" w:val="single"/>
+            </w:tcBorders>
+          </w:tcPr>
+          <w:p>
+            <w:pPr>
+              <w:spacing w:line="240" w:lineRule="auto"/>
+              <w:rPr>
+                <w:rFonts w:ascii="Times New Roman" w:cs="Times New Roman" w:eastAsia="Times New Roman" w:hAnsi="Times New Roman"/>
+                <w:sz w:val="24"/>
+                <w:szCs w:val="24"/>
+              </w:rPr>
+            </w:pPr>
+            <w:r>
+              <w:rPr>
+                <w:rFonts w:ascii="Times New Roman" w:cs="Times New Roman" w:eastAsia="Times New Roman" w:hAnsi="Times New Roman"/>
+                <w:sz w:val="24"/>
+                <w:szCs w:val="24"/>
+                <w:rtl w:val="0"/>
+              </w:rPr>
+              <w:t xml:space="preserve">Abdul B.</w:t>
+            </w:r>
+          </w:p>
+        </w:tc>
+        <w:tc>
+          <w:tcPr>
+            <w:tcBorders>
+              <w:top w:color="000000" w:space="0" w:sz="4" w:val="single"/>
+              <w:left w:color="000000" w:space="0" w:sz="4" w:val="single"/>
+              <w:bottom w:color="000000" w:space="0" w:sz="4" w:val="single"/>
+              <w:right w:color="000000" w:space="0" w:sz="4" w:val="single"/>
+            </w:tcBorders>
+          </w:tcPr>
+          <w:p>
+            <w:pPr>
+              <w:spacing w:line="240" w:lineRule="auto"/>
+              <w:rPr>
+                <w:rFonts w:ascii="Times New Roman" w:cs="Times New Roman" w:eastAsia="Times New Roman" w:hAnsi="Times New Roman"/>
+                <w:sz w:val="24"/>
+                <w:szCs w:val="24"/>
+              </w:rPr>
+            </w:pPr>
+            <w:r>
+              <w:rPr>
+                <w:rFonts w:ascii="Times New Roman" w:cs="Times New Roman" w:eastAsia="Times New Roman" w:hAnsi="Times New Roman"/>
+                <w:sz w:val="24"/>
+                <w:szCs w:val="24"/>
+                <w:rtl w:val="0"/>
+              </w:rPr>
+              <w:t xml:space="preserve">Added Cases 5-6 </w:t>
+            </w:r>
+          </w:p>
+        </w:tc>
+      </w:tr>
     </w:tbl>
     <w:p>
       <w:pPr>
@@ -483,7 +605,7 @@
     </w:p>
     <w:sdt>
       <w:sdtPr>
-        <w:id w:val="-171221412"/>
+        <w:id w:val="385089613"/>
         <w:docPartObj>
           <w:docPartGallery w:val="Table of Contents"/>
           <w:docPartUnique w:val="1"/>
